--- a/docs/OE3/Solucion_OE3_Anexo_D_Slice_3.docx
+++ b/docs/OE3/Solucion_OE3_Anexo_D_Slice_3.docx
@@ -909,7 +909,7 @@
         <w:t>d81cfc7</w:t>
       </w:r>
       <w:r>
-        <w:t xml:space="preserve"> (17/09, dentro de la rama y sin registrar aquí) endureció la regla de «Omitir» y rediseñó el menú de pausa (§A.1); INC-51 fija que el cierre del N3 no se omite nunca, tampoco al repetirlo (§A.2); el puente II pasa por el horizonte —siete </w:t>
+        <w:t xml:space="preserve"> (17/09, dentro de la rama y sin registrar aquí) endureció la regla de «Omitir» y rediseñó el menú de pausa (A.1); INC-51 fija que el cierre del N3 no se omite nunca, tampoco al repetirlo (A.2); el puente II pasa por el horizonte —siete </w:t>
       </w:r>
       <w:r>
         <w:rPr>
@@ -918,10 +918,7 @@
         <w:t>N3_*.asset</w:t>
       </w:r>
       <w:r>
-        <w:t>— y las hogueras llevan humo y llama animados (§A.3); los personajes del río está</w:t>
-      </w:r>
-      <w:r>
-        <w:t xml:space="preserve">n en </w:t>
+        <w:t xml:space="preserve">— y las hogueras llevan humo y llama animados (A.3); los personajes del río están en </w:t>
       </w:r>
       <w:r>
         <w:rPr>
@@ -939,7 +936,7 @@
         <w:t>Props-y-Sonidos-Resultados.md</w:t>
       </w:r>
       <w:r>
-        <w:t xml:space="preserve">, Anexo §A.2.1 (y §A.4, §A.7, §A.8); </w:t>
+        <w:t xml:space="preserve">, Anexo A.2.1 (y A.4, A.7, A.8); </w:t>
       </w:r>
       <w:r>
         <w:rPr>
@@ -948,7 +945,7 @@
         <w:t>ccf77e6</w:t>
       </w:r>
       <w:r>
-        <w:t xml:space="preserve"> cambió cuándo se guarda cada fase del ensamblaje (§A.4). La corrida completa vigente de la suite está en </w:t>
+        <w:t xml:space="preserve"> cambió cuándo se guarda cada fase del ensamblaje (A.4). La corrida completa vigente de la suite está en </w:t>
       </w:r>
       <w:r>
         <w:rPr>
@@ -1395,7 +1392,7 @@
                 <w:iCs/>
                 <w:sz w:val="18"/>
               </w:rPr>
-              <w:t>(Vencido el 25/09/2026: hoy 24 archivos y 2 750 líneas; ver §A.5.)</w:t>
+              <w:t>(Vencido el 25/09/2026: hoy 24 archivos y 2 750 líneas; ver A.5.)</w:t>
             </w:r>
           </w:p>
         </w:tc>
@@ -1449,7 +1446,7 @@
                 <w:iCs/>
                 <w:sz w:val="18"/>
               </w:rPr>
-              <w:t>(Vencido el 25/09/2026: hoy 16 archivos y 3 070 líneas — 41 + 44; ver §A.5.)</w:t>
+              <w:t>(Vencido el 25/09/2026: hoy 16 archivos y 3 070 líneas — 41 + 44; ver A.5.)</w:t>
             </w:r>
           </w:p>
         </w:tc>
@@ -1550,7 +1547,7 @@
               <w:rPr>
                 <w:sz w:val="18"/>
               </w:rPr>
-              <w:t xml:space="preserve">, suite completa 165/184 (13 que solo corren con Game View, §6) · 21/09/2026 </w:t>
+              <w:t xml:space="preserve">, suite completa 165/184 (13 que solo corren con Game View, 6) · 21/09/2026 </w:t>
             </w:r>
             <w:r>
               <w:rPr>
@@ -1701,7 +1698,6 @@
                 <w:bCs/>
                 <w:sz w:val="18"/>
               </w:rPr>
-              <w:lastRenderedPageBreak/>
               <w:t>Fase de la metodología Árcade</w:t>
             </w:r>
           </w:p>
@@ -1805,6 +1801,7 @@
                 <w:b/>
                 <w:sz w:val="18"/>
               </w:rPr>
+              <w:lastRenderedPageBreak/>
               <w:t>Módulo</w:t>
             </w:r>
           </w:p>
@@ -2079,7 +2076,7 @@
                 <w:iCs/>
                 <w:sz w:val="18"/>
               </w:rPr>
-              <w:t>; ver §A.3.)</w:t>
+              <w:t>; ver A.3.)</w:t>
             </w:r>
             <w:r>
               <w:rPr>
@@ -2173,7 +2170,7 @@
               <w:rPr>
                 <w:sz w:val="18"/>
               </w:rPr>
-              <w:t xml:space="preserve"> de los cuatro indicadores del N3 con un solo recolector para las tres fases (OE1 §3.6.1)</w:t>
+              <w:t xml:space="preserve"> de los cuatro indicadores del N3 con un solo recolector para las tres fases (OE1 3.6.1)</w:t>
             </w:r>
           </w:p>
         </w:tc>
@@ -2240,7 +2237,7 @@
         <w:t>No funcionales cerrados con prueba:</w:t>
       </w:r>
       <w:r>
-        <w:t xml:space="preserve"> RNF-02, RNF-16, RNF-13 (recorridos del N3), RNF-14 (retoma por fase), RNF-04/05/06 (medidos, §6), RNF-19/20/21 sobre el N3.</w:t>
+        <w:t xml:space="preserve"> RNF-02, RNF-16, RNF-13 (recorridos del N3), RNF-14 (retoma por fase), RNF-04/05/06 (medidos, 6), RNF-19/20/21 sobre el N3.</w:t>
       </w:r>
     </w:p>
     <w:p>
@@ -2265,7 +2262,6 @@
         <w:pStyle w:val="PrimerprrafoOE3"/>
       </w:pPr>
       <w:r>
-        <w:lastRenderedPageBreak/>
         <w:t xml:space="preserve">La serie </w:t>
       </w:r>
       <w:r>
@@ -2302,7 +2298,7 @@
         <w:t>D07</w:t>
       </w:r>
       <w:r>
-        <w:t xml:space="preserve">. Cada tramo del trabajo está radicado en un acta y el tablero Kanban vive en su §6. </w:t>
+        <w:t xml:space="preserve">. Cada tramo del trabajo está radicado en un acta y el tablero Kanban vive en su 6. </w:t>
       </w:r>
       <w:r>
         <w:rPr>
@@ -2339,7 +2335,7 @@
           <w:i/>
           <w:iCs/>
         </w:rPr>
-        <w:t xml:space="preserve"> (23/09) cambia el responsable del sonido, ver §A.6.)</w:t>
+        <w:t xml:space="preserve"> (23/09) cambia el responsable del sonido, ver A.6.)</w:t>
       </w:r>
     </w:p>
     <w:tbl>
@@ -2798,7 +2794,7 @@
         <w:t>D07-1</w:t>
       </w:r>
       <w:r>
-        <w:t xml:space="preserve"> queda cumplida en su parte de código el 21/09/2026 —seis días antes de su fecha límite—: las dieciséis tarjetas R01–R16 cerradas y el Checkpoint R-E con todo lo que se puede ejecutar en verde. Lo que queda de la tarjeta es lo que exige la build portable o a una persona (§8). </w:t>
+        <w:t xml:space="preserve"> queda cumplida en su parte de código el 21/09/2026 —seis días antes de su fecha límite—: las dieciséis tarjetas R01–R16 cerradas y el Checkpoint R-E con todo lo que se puede ejecutar en verde. Lo que queda de la tarjeta es lo que exige la build portable o a una persona (8). </w:t>
       </w:r>
       <w:r>
         <w:rPr>
@@ -2843,7 +2839,11 @@
         <w:t>compone</w:t>
       </w:r>
       <w:r>
-        <w:t xml:space="preserve"> en el motor con ocho piezas —cada clase con su dibujo y su silueta— en lugar de producirse como treinta y cuatro láminas de estado; colocar no valida, valida el botón; el tronco más largo es el mástil y es una trampa deliberada de la base; y la escena 3.2 narra sin reiniciar.</w:t>
+        <w:t xml:space="preserve"> en el motor con ocho piezas —cada clase con su dibujo y su silueta— en lugar de producirse como </w:t>
+      </w:r>
+      <w:r>
+        <w:lastRenderedPageBreak/>
+        <w:t>treinta y cuatro láminas de estado; colocar no valida, valida el botón; el tronco más largo es el mástil y es una trampa deliberada de la base; y la escena 3.2 narra sin reiniciar.</w:t>
       </w:r>
     </w:p>
     <w:p>
@@ -2959,7 +2959,6 @@
           <w:b/>
           <w:bCs/>
         </w:rPr>
-        <w:lastRenderedPageBreak/>
         <w:t>Arrastre sin Input System ni arrastre de uGUI.</w:t>
       </w:r>
       <w:r>
@@ -3083,7 +3082,7 @@
         <w:t>Un solo recolector de indicadores para las tres fases</w:t>
       </w:r>
       <w:r>
-        <w:t xml:space="preserve"> (R13): §3.6.1 define «pasos utilizados» sobre el nivel entero; solo el tiempo es por fase y el reloj de la base arranca al abrir el ensamblaje, no en la orilla. </w:t>
+        <w:t xml:space="preserve"> (R13): 3.6.1 define «pasos utilizados» sobre el nivel entero; solo el tiempo es por fase y el reloj de la base arranca al abrir el ensamblaje, no en la orilla. </w:t>
       </w:r>
       <w:r>
         <w:rPr>
@@ -3105,7 +3104,7 @@
           <w:i/>
           <w:iCs/>
         </w:rPr>
-        <w:t>: el reloj de RF-45 se para al confirmar y no al acabar la animación; las fases 1 y 2 se guardan al aprobarse y la 3 al salir al cruce. Ver §A.4.)</w:t>
+        <w:t>: el reloj de RF-45 se para al confirmar y no al acabar la animación; las fases 1 y 2 se guardan al aprobarse y la 3 al salir al cruce. Ver A.4.)</w:t>
       </w:r>
     </w:p>
     <w:p>
@@ -3176,14 +3175,7 @@
           <w:i/>
           <w:iCs/>
         </w:rPr>
-        <w:t xml:space="preserve">(Precisado el 25/09/2026: no solo la primera vez. El N3 no tiene nivel siguiente, así que el cruce y la escena final no se omiten nunca, tampoco al repetir el nivel; es INC-51, aceptado el </w:t>
-      </w:r>
-      <w:r>
-        <w:rPr>
-          <w:i/>
-          <w:iCs/>
-        </w:rPr>
-        <w:t>23/09. Ver §A.2.)</w:t>
+        <w:t>(Precisado el 25/09/2026: no solo la primera vez. El N3 no tiene nivel siguiente, así que el cruce y la escena final no se omiten nunca, tampoco al repetir el nivel; es INC-51, aceptado el 23/09. Ver A.2.)</w:t>
       </w:r>
     </w:p>
     <w:p>
@@ -3272,6 +3264,7 @@
         <w:pStyle w:val="Ttulo3"/>
       </w:pPr>
       <w:r>
+        <w:lastRenderedPageBreak/>
         <w:t>Fase 0 — Cimientos (R01, R02 · 16/09/2026)</w:t>
       </w:r>
     </w:p>
@@ -3505,7 +3498,7 @@
           <w:i/>
           <w:iCs/>
         </w:rPr>
-        <w:t>; ver §A.3.)</w:t>
+        <w:t>; ver A.3.)</w:t>
       </w:r>
       <w:r>
         <w:t xml:space="preserve"> Los 32 encuadres son los del diseño de cámara del N3 (perdido en disco; sobrevive en los assets). </w:t>
@@ -3526,16 +3519,12 @@
         <w:t>Game.Scaffolding</w:t>
       </w:r>
       <w:r>
-        <w:t xml:space="preserve">) dispara la </w:t>
-      </w:r>
-      <w:r>
-        <w:t xml:space="preserve">3.2 una sola vez. </w:t>
-      </w:r>
-      <w:r>
-        <w:rPr>
-          <w:rStyle w:val="CdigoenlneaOE3"/>
-        </w:rPr>
-        <w:lastRenderedPageBreak/>
+        <w:t xml:space="preserve">) dispara la 3.2 una sola vez. </w:t>
+      </w:r>
+      <w:r>
+        <w:rPr>
+          <w:rStyle w:val="CdigoenlneaOE3"/>
+        </w:rPr>
         <w:t>IllustrationFraming.Warnings</w:t>
       </w:r>
       <w:r>
@@ -3661,10 +3650,7 @@
         <w:t>Level3_River</w:t>
       </w:r>
       <w:r>
-        <w:t xml:space="preserve"> se construyó por script de editor efímero y entró a Build S</w:t>
-      </w:r>
-      <w:r>
-        <w:t>ettings como undécima.</w:t>
+        <w:t xml:space="preserve"> se construyó por script de editor efímero y entró a Build Settings como undécima.</w:t>
       </w:r>
     </w:p>
     <w:p>
@@ -3766,7 +3752,7 @@
           <w:i/>
           <w:iCs/>
         </w:rPr>
-        <w:t>(el orden de guardado cambió el 25/09/2026; ver §A.4)</w:t>
+        <w:t>(el orden de guardado cambió el 25/09/2026; ver A.4)</w:t>
       </w:r>
       <w:r>
         <w:t xml:space="preserve">), </w:t>
@@ -3778,10 +3764,7 @@
         <w:t>InventoryView</w:t>
       </w:r>
       <w:r>
-        <w:t xml:space="preserve"> y la escena 3.2 cableada </w:t>
-      </w:r>
-      <w:r>
-        <w:t xml:space="preserve">tras el hundimiento con las piezas de la fase abierta en </w:t>
+        <w:t xml:space="preserve"> y la escena 3.2 cableada tras el hundimiento con las piezas de la fase abierta en </w:t>
       </w:r>
       <w:r>
         <w:rPr>
@@ -3851,6 +3834,7 @@
         <w:rPr>
           <w:rStyle w:val="CdigoenlneaOE3"/>
         </w:rPr>
+        <w:lastRenderedPageBreak/>
         <w:t>PauseOpened/Closed</w:t>
       </w:r>
       <w:r>
@@ -3974,7 +3958,7 @@
         <w:t>R16</w:t>
       </w:r>
       <w:r>
-        <w:t xml:space="preserve"> Cierre de RNF-02 y RNF-16 con pruebas que leen disco (§5.4) y una PlayMode que carga las cinco escenas jugables.</w:t>
+        <w:t xml:space="preserve"> Cierre de RNF-02 y RNF-16 con pruebas que leen disco (5.4) y una PlayMode que carga las cinco escenas jugables.</w:t>
       </w:r>
     </w:p>
     <w:p>
@@ -4005,11 +3989,7 @@
         <w:t>Boot</w:t>
       </w:r>
       <w:r>
-        <w:t xml:space="preserve"> con perfil real —uno acertando la prueba al primer intento, otro fallándola, viendo la 3.2 y corrigiendo—, el cierre </w:t>
-      </w:r>
-      <w:r>
-        <w:lastRenderedPageBreak/>
-        <w:t xml:space="preserve">forzado tras la base y tras el amarre con retoma en la fase pendiente, y las dos medidas de RNF-04/05. </w:t>
+        <w:t xml:space="preserve"> con perfil real —uno acertando la prueba al primer intento, otro fallándola, viendo la 3.2 y corrigiendo—, el cierre forzado tras la base y tras el amarre con retoma en la fase pendiente, y las dos medidas de RNF-04/05. </w:t>
       </w:r>
       <w:r>
         <w:rPr>
@@ -4018,7 +3998,7 @@
         <w:t>unity build</w:t>
       </w:r>
       <w:r>
-        <w:t xml:space="preserve"> para RNF-06. Detalle en §6.</w:t>
+        <w:t xml:space="preserve"> para RNF-06. Detalle en 6.</w:t>
       </w:r>
     </w:p>
     <w:p>
@@ -4231,6 +4211,7 @@
           <w:b/>
           <w:bCs/>
         </w:rPr>
+        <w:lastRenderedPageBreak/>
         <w:t>IllustrationFraming.Warnings</w:t>
       </w:r>
       <w:r>
@@ -4471,7 +4452,6 @@
                 <w:b/>
                 <w:sz w:val="18"/>
               </w:rPr>
-              <w:lastRenderedPageBreak/>
               <w:t>Corrida</w:t>
             </w:r>
           </w:p>
@@ -4930,7 +4910,7 @@
               <w:rPr>
                 <w:sz w:val="18"/>
               </w:rPr>
-              <w:t>: 6 omitidos (visuales sin Game View) y los 13 de §5.6</w:t>
+              <w:t>: 6 omitidos (visuales sin Game View) y los 13 de 5.6</w:t>
             </w:r>
           </w:p>
         </w:tc>
@@ -5471,7 +5451,7 @@
         <w:t>.exe</w:t>
       </w:r>
       <w:r>
-        <w:t xml:space="preserve"> (RNF-07, RNF-11) y el Golden Path cronometrado son de Santiago (§8).</w:t>
+        <w:t xml:space="preserve"> (RNF-07, RNF-11) y el Golden Path cronometrado son de Santiago (8).</w:t>
       </w:r>
     </w:p>
     <w:p>
@@ -6365,7 +6345,7 @@
           <w:i/>
           <w:iCs/>
         </w:rPr>
-        <w:t xml:space="preserve"> (2, EditMode); ver §A.5.)</w:t>
+        <w:t xml:space="preserve"> (2, EditMode); ver A.5.)</w:t>
       </w:r>
     </w:p>
     <w:p>
@@ -6373,7 +6353,6 @@
         <w:pStyle w:val="TextoOE3"/>
       </w:pPr>
       <w:r>
-        <w:lastRenderedPageBreak/>
         <w:t xml:space="preserve">Fuera del módulo, el slice añadió o amplió </w:t>
       </w:r>
       <w:r>
@@ -6692,7 +6671,7 @@
           <w:i/>
           <w:iCs/>
         </w:rPr>
-        <w:t xml:space="preserve"> 199; ver §A.5.)</w:t>
+        <w:t xml:space="preserve"> 199; ver A.5.)</w:t>
       </w:r>
     </w:p>
     <w:tbl>
@@ -7274,7 +7253,6 @@
                 <w:rStyle w:val="CdigoenlneaOE3"/>
                 <w:sz w:val="18"/>
               </w:rPr>
-              <w:lastRenderedPageBreak/>
               <w:t>InventoryView.cs</w:t>
             </w:r>
           </w:p>
@@ -7499,6 +7477,7 @@
                 <w:rStyle w:val="CdigoenlneaOE3"/>
                 <w:sz w:val="18"/>
               </w:rPr>
+              <w:lastRenderedPageBreak/>
               <w:t>BuildZone.cs</w:t>
             </w:r>
             <w:r>
@@ -7935,7 +7914,7 @@
           <w:i/>
           <w:iCs/>
         </w:rPr>
-        <w:t>(Vencido el 25/09/2026: hoy 16 archivos y 3 070 líneas; ver §A.5.)</w:t>
+        <w:t>(Vencido el 25/09/2026: hoy 16 archivos y 3 070 líneas; ver A.5.)</w:t>
       </w:r>
     </w:p>
     <w:p>
@@ -7943,7 +7922,7 @@
         <w:pStyle w:val="TextoOE3"/>
       </w:pPr>
       <w:r>
-        <w:t xml:space="preserve">Las de la tabla de §6. </w:t>
+        <w:t xml:space="preserve">Las de la tabla de 6. </w:t>
       </w:r>
       <w:r>
         <w:rPr>
@@ -8506,33 +8485,24 @@
                 <w:iCs/>
                 <w:sz w:val="18"/>
               </w:rPr>
-              <w:t xml:space="preserve">, </w:t>
-            </w:r>
-            <w:r>
-              <w:rPr>
+              <w:t xml:space="preserve">, y se sumó </w:t>
+            </w:r>
+            <w:r>
+              <w:rPr>
+                <w:rStyle w:val="CdigoenlneaOE3"/>
                 <w:i/>
                 <w:iCs/>
                 <w:sz w:val="18"/>
               </w:rPr>
-              <w:lastRenderedPageBreak/>
-              <w:t xml:space="preserve">y se sumó </w:t>
-            </w:r>
-            <w:r>
-              <w:rPr>
-                <w:rStyle w:val="CdigoenlneaOE3"/>
+              <w:t>Data/River/N3_Sonidos.asset</w:t>
+            </w:r>
+            <w:r>
+              <w:rPr>
                 <w:i/>
                 <w:iCs/>
                 <w:sz w:val="18"/>
               </w:rPr>
-              <w:t>Data/River/N3_Sonidos.asset</w:t>
-            </w:r>
-            <w:r>
-              <w:rPr>
-                <w:i/>
-                <w:iCs/>
-                <w:sz w:val="18"/>
-              </w:rPr>
-              <w:t>; ver §A.3.)</w:t>
+              <w:t>; ver A.3.)</w:t>
             </w:r>
           </w:p>
         </w:tc>
@@ -8556,7 +8526,6 @@
                 <w:rStyle w:val="CdigoenlneaOE3"/>
                 <w:sz w:val="18"/>
               </w:rPr>
-              <w:lastRenderedPageBreak/>
               <w:t>Input/ControlesJugables.inputactions</w:t>
             </w:r>
           </w:p>
@@ -8685,7 +8654,7 @@
         <w:t>char_mama_cenital</w:t>
       </w:r>
       <w:r>
-        <w:t xml:space="preserve"> (una postura). El tablero de arte C1–C10 sigue abierto (§8). </w:t>
+        <w:t xml:space="preserve"> (una postura). El tablero de arte C1–C10 sigue abierto (8). </w:t>
       </w:r>
       <w:r>
         <w:rPr>
@@ -8767,7 +8736,7 @@
           <w:i/>
           <w:iCs/>
         </w:rPr>
-        <w:t xml:space="preserve">; ver §A.3 y </w:t>
+        <w:t xml:space="preserve">; ver A.3 y </w:t>
       </w:r>
       <w:r>
         <w:rPr>
@@ -8775,15 +8744,7 @@
           <w:i/>
           <w:iCs/>
         </w:rPr>
-        <w:t>Personajes-</w:t>
-      </w:r>
-      <w:r>
-        <w:rPr>
-          <w:rStyle w:val="CdigoenlneaOE3"/>
-          <w:i/>
-          <w:iCs/>
-        </w:rPr>
-        <w:t>Resultados.md</w:t>
+        <w:t>Personajes-Resultados.md</w:t>
       </w:r>
       <w:r>
         <w:rPr>
@@ -8999,6 +8960,7 @@
                 <w:rStyle w:val="CdigoenlneaOE3"/>
                 <w:sz w:val="18"/>
               </w:rPr>
+              <w:lastRenderedPageBreak/>
               <w:t>GameFlowRunner</w:t>
             </w:r>
             <w:r>
@@ -9736,10 +9698,7 @@
         <w:t>CLAUDE.md</w:t>
       </w:r>
       <w:r>
-        <w:t xml:space="preserve"> </w:t>
-      </w:r>
-      <w:r>
-        <w:t xml:space="preserve">que declaran lo cruzado (menú de pausa en cinco escenas, </w:t>
+        <w:t xml:space="preserve"> que declaran lo cruzado (menú de pausa en cinco escenas, </w:t>
       </w:r>
       <w:r>
         <w:rPr>
@@ -9771,7 +9730,6 @@
     </w:p>
     <w:p>
       <w:r>
-        <w:lastRenderedPageBreak/>
         <w:pict w14:anchorId="000A3438">
           <v:rect id="_x0000_i1032" style="width:0;height:1.5pt" o:hralign="center" o:hrstd="t" o:hr="t"/>
         </w:pict>
@@ -9864,10 +9822,7 @@
         <w:t>PG-05</w:t>
       </w:r>
       <w:r>
-        <w:t xml:space="preserve"> </w:t>
-      </w:r>
-      <w:r>
-        <w:t>(el cambio de esquema de control no confunde): observación con estudiantes.</w:t>
+        <w:t xml:space="preserve"> (el cambio de esquema de control no confunde): observación con estudiantes.</w:t>
       </w:r>
     </w:p>
     <w:p>
@@ -9938,7 +9893,7 @@
         <w:t>trece</w:t>
       </w:r>
       <w:r>
-        <w:t xml:space="preserve"> de §5.6.</w:t>
+        <w:t xml:space="preserve"> de 5.6.</w:t>
       </w:r>
     </w:p>
     <w:p>
@@ -10063,6 +10018,7 @@
           <w:b/>
           <w:bCs/>
         </w:rPr>
+        <w:lastRenderedPageBreak/>
         <w:t>La build activó cosas que no pedimos:</w:t>
       </w:r>
       <w:r>
@@ -10226,7 +10182,7 @@
           <w:i/>
           <w:iCs/>
         </w:rPr>
-        <w:t>(Al 25/09/2026 se suman INC-51 a INC-54, las cuatro abiertas; ver §A.2.)</w:t>
+        <w:t>(Al 25/09/2026 se suman INC-51 a INC-54, las cuatro abiertas; ver A.2.)</w:t>
       </w:r>
     </w:p>
     <w:p>
@@ -10352,7 +10308,7 @@
           <w:i/>
           <w:iCs/>
         </w:rPr>
-        <w:t>; ver §A.6.)</w:t>
+        <w:t>; ver A.6.)</w:t>
       </w:r>
     </w:p>
     <w:p>
@@ -10364,14 +10320,10 @@
           <w:b/>
           <w:bCs/>
         </w:rPr>
-        <w:lastRenderedPageBreak/>
         <w:t>Siguiente incremento:</w:t>
       </w:r>
       <w:r>
-        <w:t xml:space="preserve"> </w:t>
-      </w:r>
-      <w:r>
-        <w:t xml:space="preserve">Slice 4 — progreso, informe docente (RF-46) y borrado de datos (RF-47); </w:t>
+        <w:t xml:space="preserve"> Slice 4 — progreso, informe docente (RF-46) y borrado de datos (RF-47); </w:t>
       </w:r>
       <w:r>
         <w:rPr>
@@ -10502,13 +10454,7 @@
         <w:rPr>
           <w:rStyle w:val="CdigoenlneaOE3"/>
         </w:rPr>
-        <w:t>unity test --mode PlayMode  --filter "Game\.Core\.Tests|RNF02|INC01"   # RNF</w:t>
-      </w:r>
-      <w:r>
-        <w:rPr>
-          <w:rStyle w:val="CdigoenlneaOE3"/>
-        </w:rPr>
-        <w:t>-02 en los cinco niveles</w:t>
+        <w:t>unity test --mode PlayMode  --filter "Game\.Core\.Tests|RNF02|INC01"   # RNF-02 en los cinco niveles</w:t>
       </w:r>
       <w:r>
         <w:br/>
@@ -10537,7 +10483,7 @@
         <w:pStyle w:val="PrimerprrafoOE3"/>
       </w:pPr>
       <w:r>
-        <w:t xml:space="preserve">Los trece de disposición y captura de §5.6 se corren desde Rider con la Game View a 1920×1080; en batchmode fallan por el entorno. Con el Editor abierto, </w:t>
+        <w:t xml:space="preserve">Los trece de disposición y captura de 5.6 se corren desde Rider con la Game View a 1920×1080; en batchmode fallan por el entorno. Con el Editor abierto, </w:t>
       </w:r>
       <w:r>
         <w:rPr>
@@ -10571,6 +10517,7 @@
       </w:pPr>
       <w:bookmarkStart w:id="10" w:name="_Toc241276603"/>
       <w:r>
+        <w:lastRenderedPageBreak/>
         <w:t>Apéndice — lo que cambió después del cierre (25/09/2026)</w:t>
       </w:r>
       <w:bookmarkEnd w:id="10"/>
@@ -10615,7 +10562,7 @@
         <w:t>d81cfc7</w:t>
       </w:r>
       <w:r>
-        <w:t xml:space="preserve"> (17/09): lo que la rama trajo y §4 no cuenta</w:t>
+        <w:t xml:space="preserve"> (17/09): lo que la rama trajo y 4 no cuenta</w:t>
       </w:r>
     </w:p>
     <w:p>
@@ -10730,14 +10677,7 @@
         <w:t>NarrativeVisitPolicy.cs:53-54</w:t>
       </w:r>
       <w:r>
-        <w:t xml:space="preserve">): solo puede saltar quien ya terminó </w:t>
-      </w:r>
-      <w:r>
-        <w:lastRenderedPageBreak/>
-        <w:t>el nivel, y como lo aprobado no se pierde (RF-41), lo sigue pudiendo en las vueltas siguientes. El cierre reflexiv</w:t>
-      </w:r>
-      <w:r>
-        <w:t xml:space="preserve">o conserva su propia señal, </w:t>
+        <w:t xml:space="preserve">): solo puede saltar quien ya terminó el nivel, y como lo aprobado no se pierde (RF-41), lo sigue pudiendo en las vueltas siguientes. El cierre reflexivo conserva su propia señal, </w:t>
       </w:r>
       <w:r>
         <w:rPr>
@@ -10755,7 +10695,7 @@
         <w:t>:43-46</w:t>
       </w:r>
       <w:r>
-        <w:t xml:space="preserve">), porque se llega a él justo después de confirmar la última fase. En el N3, ninguna escena ofrece omitir hasta que la fase 3 (mástil y vela) está confirmada, y el cruce y la escena final no lo ofrecen nunca (§A.2). Lo vigila </w:t>
+        <w:t xml:space="preserve">), porque se llega a él justo después de confirmar la última fase. En el N3, ninguna escena ofrece omitir hasta que la fase 3 (mástil y vela) está confirmada, y el cruce y la escena final no lo ofrecen nunca (A.2). Lo vigila </w:t>
       </w:r>
       <w:r>
         <w:rPr>
@@ -11006,7 +10946,8 @@
         <w:pStyle w:val="PrimerprrafoOE3"/>
       </w:pPr>
       <w:r>
-        <w:t xml:space="preserve">La decisión 6 (§3) dice que la marca de cierre reflexivo le niega «Omitir» a </w:t>
+        <w:lastRenderedPageBreak/>
+        <w:t xml:space="preserve">La decisión 6 (3) dice que la marca de cierre reflexivo le niega «Omitir» a </w:t>
       </w:r>
       <w:r>
         <w:rPr>
@@ -11079,10 +11020,7 @@
         <w:t>INC-51</w:t>
       </w:r>
       <w:r>
-        <w:t>, que sigue abierto hasta corregir HU-14 FA-01, donde se pide el</w:t>
-      </w:r>
-      <w:r>
-        <w:t xml:space="preserve"> botón para quien repite. El comentario de </w:t>
+        <w:t xml:space="preserve">, que sigue abierto hasta corregir HU-14 FA-01, donde se pide el botón para quien repite. El comentario de </w:t>
       </w:r>
       <w:r>
         <w:rPr>
@@ -11133,7 +11071,7 @@
         <w:t>INCONSISTENCIAS.md</w:t>
       </w:r>
       <w:r>
-        <w:t>): de INC-46 a INC-50, como en §8, y además:</w:t>
+        <w:t>): de INC-46 a INC-50, como en 8, y además:</w:t>
       </w:r>
     </w:p>
     <w:tbl>
@@ -11311,7 +11249,6 @@
               <w:rPr>
                 <w:sz w:val="18"/>
               </w:rPr>
-              <w:lastRenderedPageBreak/>
               <w:t>INC-52</w:t>
             </w:r>
           </w:p>
@@ -11333,7 +11270,7 @@
               <w:rPr>
                 <w:sz w:val="18"/>
               </w:rPr>
-              <w:t>El Algoritm entregado es una llama con brazos y piernas, no la estrella de §7.6</w:t>
+              <w:t>El Algoritm entregado es una llama con brazos y piernas, no la estrella de 7.6</w:t>
             </w:r>
           </w:p>
         </w:tc>
@@ -11814,7 +11751,7 @@
               <w:rPr>
                 <w:sz w:val="18"/>
               </w:rPr>
-              <w:t xml:space="preserve"> §1 y §4</w:t>
+              <w:t xml:space="preserve"> 1 y 4</w:t>
             </w:r>
           </w:p>
         </w:tc>
@@ -11945,7 +11882,7 @@
               <w:rPr>
                 <w:sz w:val="18"/>
               </w:rPr>
-              <w:t xml:space="preserve"> queda deshabilitada. La familia está junto a la zona y el botón de ayuda muestra a Algoritm en su forma de gota. Seis pruebas nuevas en el módulo (§A.5)</w:t>
+              <w:t xml:space="preserve"> queda deshabilitada. La familia está junto a la zona y el botón de ayuda muestra a Algoritm en su forma de gota. Seis pruebas nuevas en el módulo (A.5)</w:t>
             </w:r>
           </w:p>
         </w:tc>
@@ -12228,7 +12165,7 @@
               <w:rPr>
                 <w:sz w:val="18"/>
               </w:rPr>
-              <w:t xml:space="preserve"> §4</w:t>
+              <w:t xml:space="preserve"> 4</w:t>
             </w:r>
           </w:p>
         </w:tc>
@@ -12251,6 +12188,7 @@
               <w:rPr>
                 <w:sz w:val="18"/>
               </w:rPr>
+              <w:lastRenderedPageBreak/>
               <w:t>25/09</w:t>
             </w:r>
           </w:p>
@@ -12294,7 +12232,7 @@
               <w:rPr>
                 <w:sz w:val="18"/>
               </w:rPr>
-              <w:t xml:space="preserve">Sonido del N3 (§A.6), orden de guardado del ensamblaje (§A.4) y plano de la recolección a </w:t>
+              <w:t xml:space="preserve">Sonido del N3 (A.6), orden de guardado del ensamblaje (A.4) y plano de la recolección a </w:t>
             </w:r>
             <w:r>
               <w:rPr>
@@ -12335,21 +12273,20 @@
               <w:rPr>
                 <w:sz w:val="18"/>
               </w:rPr>
-              <w:t xml:space="preserve">, Anexo §A.2.1 (y §A.4, §A.7, §A.8); </w:t>
-            </w:r>
-            <w:r>
-              <w:rPr>
-                <w:rStyle w:val="CdigoenlneaOE3"/>
-                <w:sz w:val="18"/>
-              </w:rPr>
-              <w:lastRenderedPageBreak/>
+              <w:t xml:space="preserve">, Anexo A.2.1 (y A.4, A.7, A.8); </w:t>
+            </w:r>
+            <w:r>
+              <w:rPr>
+                <w:rStyle w:val="CdigoenlneaOE3"/>
+                <w:sz w:val="18"/>
+              </w:rPr>
               <w:t>Direccion_de_Musica_y_Sonido.md</w:t>
             </w:r>
             <w:r>
               <w:rPr>
                 <w:sz w:val="18"/>
               </w:rPr>
-              <w:t xml:space="preserve"> §19</w:t>
+              <w:t xml:space="preserve"> 19</w:t>
             </w:r>
           </w:p>
         </w:tc>
@@ -12360,7 +12297,6 @@
         <w:pStyle w:val="Ttulo3"/>
       </w:pPr>
       <w:r>
-        <w:lastRenderedPageBreak/>
         <w:t>A.4 Cuándo se guarda cada fase del ensamblaje (</w:t>
       </w:r>
       <w:r>
@@ -13015,14 +12951,7 @@
               <w:rPr>
                 <w:sz w:val="18"/>
               </w:rPr>
-              <w:t xml:space="preserve">16 archivos, 3 </w:t>
-            </w:r>
-            <w:r>
-              <w:rPr>
-                <w:sz w:val="18"/>
-              </w:rPr>
-              <w:lastRenderedPageBreak/>
-              <w:t>070 líneas</w:t>
+              <w:t>16 archivos, 3 070 líneas</w:t>
             </w:r>
           </w:p>
         </w:tc>
@@ -13044,7 +12973,6 @@
                 <w:rStyle w:val="CdigoenlneaOE3"/>
                 <w:sz w:val="18"/>
               </w:rPr>
-              <w:lastRenderedPageBreak/>
               <w:t>RiverSoundsTests</w:t>
             </w:r>
             <w:r>
@@ -13168,6 +13096,7 @@
                 <w:rStyle w:val="CdigoenlneaOE3"/>
                 <w:sz w:val="18"/>
               </w:rPr>
+              <w:lastRenderedPageBreak/>
               <w:t>AssemblyPanelTests</w:t>
             </w:r>
           </w:p>
@@ -14024,7 +13953,6 @@
         <w:pStyle w:val="PrimerprrafoOE3"/>
       </w:pPr>
       <w:r>
-        <w:lastRenderedPageBreak/>
         <w:t xml:space="preserve">Además, </w:t>
       </w:r>
       <w:r>
@@ -14052,7 +13980,7 @@
         <w:t>03675b9</w:t>
       </w:r>
       <w:r>
-        <w:t xml:space="preserve">). La prueba de «Omitir» de §A.1 es anterior al cierre; §6 nombra su archivo, </w:t>
+        <w:t xml:space="preserve">). La prueba de «Omitir» de A.1 es anterior al cierre; 6 nombra su archivo, </w:t>
       </w:r>
       <w:r>
         <w:rPr>
@@ -14095,7 +14023,7 @@
         <w:t>ccf77e6</w:t>
       </w:r>
       <w:r>
-        <w:t xml:space="preserve"> (25/09) cablea el sonido del Nivel 3, con piezas globales en lugar de las de §13 de la dirección de sonido, que aún no están entregadas (</w:t>
+        <w:t xml:space="preserve"> (25/09) cablea el sonido del Nivel 3, con piezas globales en lugar de las de 13 de la dirección de sonido, que aún no están entregadas (</w:t>
       </w:r>
       <w:r>
         <w:rPr>
@@ -14120,6 +14048,7 @@
           <w:b/>
           <w:bCs/>
         </w:rPr>
+        <w:lastRenderedPageBreak/>
         <w:t>Dónde está.</w:t>
       </w:r>
       <w:r>
@@ -14331,7 +14260,7 @@
         <w:t>Props-y-Sonidos-Resultados.md</w:t>
       </w:r>
       <w:r>
-        <w:t xml:space="preserve">, Anexo §A.2.1 (y §A.4, §A.7, §A.8), y lo aplicado, en </w:t>
+        <w:t xml:space="preserve">, Anexo A.2.1 (y A.4, A.7, A.8), y lo aplicado, en </w:t>
       </w:r>
       <w:r>
         <w:rPr>
@@ -14340,7 +14269,7 @@
         <w:t>Direccion_de_Musica_y_Sonido.md</w:t>
       </w:r>
       <w:r>
-        <w:t xml:space="preserve"> §19.</w:t>
+        <w:t xml:space="preserve"> 19.</w:t>
       </w:r>
     </w:p>
     <w:p>
